--- a/קורס בסיסי AI/שיעור 3/מערך למרצה שיעור 3.docx
+++ b/קורס בסיסי AI/שיעור 3/מערך למרצה שיעור 3.docx
@@ -164,6 +164,19 @@
           <w:i w:val="0"/>
           <w:rtl/>
         </w:rPr>
+        <w:t>☐ יומיים לפני המפגש: לשלוח את "הודעת הכנה לפני שיעור 3" (בתיקייה), ולבקש 👍 ממי שפתח את כל החשבונות</w:t>
+      </w:r>
+    </w:p>
+    <w:p>
+      <w:pPr>
+        <w:bidi/>
+        <w:jc w:val="right"/>
+      </w:pPr>
+      <w:r>
+        <w:rPr>
+          <w:i w:val="0"/>
+          <w:rtl/>
+        </w:rPr>
         <w:t>☐ לעדכן את שקופית החדשות לשבוע הנוכחי</w:t>
       </w:r>
     </w:p>
@@ -4164,6 +4177,19 @@
           <w:rtl/>
         </w:rPr>
         <w:t>ודבר רביעי, חשוב: רשמו משימה אחת שחוזרת אצלכם כל שבוע. בשבוע הבא נהפוך אותה לאוטומטית.</w:t>
+      </w:r>
+    </w:p>
+    <w:p>
+      <w:pPr>
+        <w:bidi/>
+        <w:jc w:val="right"/>
+      </w:pPr>
+      <w:r>
+        <w:rPr>
+          <w:i w:val="0"/>
+          <w:rtl/>
+        </w:rPr>
+        <w:t>ולפני המפגש הבא: פותחים חשבון חינמי ב-Make, ומפעילים בג'מיני את Gmail, בהגדרות, תחת Apps. אשלח הודעה עם הקישורים.</w:t>
       </w:r>
     </w:p>
     <w:p>

--- a/קורס בסיסי AI/שיעור 3/מערך למרצה שיעור 3.docx
+++ b/קורס בסיסי AI/שיעור 3/מערך למרצה שיעור 3.docx
@@ -25,7 +25,7 @@
           <w:i w:val="0"/>
           <w:rtl/>
         </w:rPr>
-        <w:t>כ-115 דקות, 28 שקופיות, בזום. הוראות במה בכתב נטוי. אותו תסריט נמצא בהערות הדובר במצגת ובפרומפטר.</w:t>
+        <w:t>כ-118 דקות, 29 שקופיות, בזום. הוראות במה בכתב נטוי. אותו תסריט נמצא בהערות הדובר במצגת ובפרומפטר.</w:t>
       </w:r>
     </w:p>
     <w:p>
@@ -2439,7 +2439,157 @@
         <w:rPr>
           <w:rtl/>
         </w:rPr>
-        <w:t>שקופית 16: שלושה מחוללי תמונות (5 דקות)</w:t>
+        <w:t>שקופית 16: איך AI מצייר (3 דקות)</w:t>
+      </w:r>
+    </w:p>
+    <w:p>
+      <w:pPr>
+        <w:bidi/>
+        <w:jc w:val="right"/>
+      </w:pPr>
+      <w:r>
+        <w:rPr>
+          <w:b/>
+          <w:rtl/>
+        </w:rPr>
+        <w:t xml:space="preserve">מטרה: </w:t>
+      </w:r>
+      <w:r>
+        <w:rPr>
+          <w:i w:val="0"/>
+          <w:rtl/>
+        </w:rPr>
+        <w:t>להבין את ההיגיון של מחולל תמונות: מרעש לתמונה.</w:t>
+      </w:r>
+    </w:p>
+    <w:p>
+      <w:pPr>
+        <w:bidi/>
+        <w:jc w:val="right"/>
+      </w:pPr>
+      <w:r>
+        <w:rPr>
+          <w:b/>
+          <w:rtl/>
+        </w:rPr>
+        <w:t xml:space="preserve">מה לומר: </w:t>
+      </w:r>
+      <w:r>
+        <w:rPr>
+          <w:i w:val="0"/>
+          <w:rtl/>
+        </w:rPr>
+      </w:r>
+    </w:p>
+    <w:p>
+      <w:pPr>
+        <w:bidi/>
+        <w:jc w:val="right"/>
+      </w:pPr>
+      <w:r>
+        <w:rPr>
+          <w:i w:val="0"/>
+          <w:rtl/>
+        </w:rPr>
+        <w:t>לפני שמייצרים, רגע של היגיון. איך AI מצייר?</w:t>
+      </w:r>
+    </w:p>
+    <w:p>
+      <w:pPr>
+        <w:bidi/>
+        <w:jc w:val="right"/>
+      </w:pPr>
+      <w:r>
+        <w:rPr>
+          <w:i w:val="0"/>
+          <w:rtl/>
+        </w:rPr>
+        <w:t>הוא לא מצייר כמו בן אדם. הוא מתחיל מרעש, כמו שלג בטלוויזיה ישנה.</w:t>
+      </w:r>
+    </w:p>
+    <w:p>
+      <w:pPr>
+        <w:bidi/>
+        <w:jc w:val="right"/>
+      </w:pPr>
+      <w:r>
+        <w:rPr>
+          <w:i w:val="0"/>
+          <w:rtl/>
+        </w:rPr>
+        <w:t>ואז, צעד אחרי צעד, הוא "מנקה" את הרעש לכיוון התיאור שלכם. קודם צורות, אחר כך פרטים, ובסוף תמונה.</w:t>
+      </w:r>
+    </w:p>
+    <w:p>
+      <w:pPr>
+        <w:bidi/>
+        <w:jc w:val="right"/>
+      </w:pPr>
+      <w:r>
+        <w:rPr>
+          <w:i w:val="0"/>
+          <w:rtl/>
+        </w:rPr>
+        <w:t>המודל למד את זה ממיליוני תמונות עם תיאורים. הוא יודע איך "חתול" נראה, אבל לא סופר אצבעות.</w:t>
+      </w:r>
+    </w:p>
+    <w:p>
+      <w:pPr>
+        <w:bidi/>
+        <w:jc w:val="right"/>
+      </w:pPr>
+      <w:r>
+        <w:rPr>
+          <w:i w:val="0"/>
+          <w:rtl/>
+        </w:rPr>
+        <w:t>ולכן שלושה דברים: ידיים וטקסט בתמונה נכשלים לפעמים, כל הרצה יוצאת שונה, ותיאור מדויק נותן תמונה מדויקת.</w:t>
+      </w:r>
+    </w:p>
+    <w:p>
+      <w:pPr>
+        <w:bidi/>
+        <w:jc w:val="right"/>
+      </w:pPr>
+      <w:r>
+        <w:rPr>
+          <w:i w:val="0"/>
+          <w:rtl/>
+        </w:rPr>
+        <w:t>כתבו בצ'אט: מי כבר קיבל פעם יד עם שש אצבעות? 😄</w:t>
+      </w:r>
+    </w:p>
+    <w:p>
+      <w:pPr>
+        <w:bidi/>
+        <w:jc w:val="right"/>
+      </w:pPr>
+      <w:r>
+        <w:rPr>
+          <w:b/>
+          <w:rtl/>
+        </w:rPr>
+        <w:t xml:space="preserve">מעבר: </w:t>
+      </w:r>
+      <w:r>
+        <w:rPr>
+          <w:i w:val="0"/>
+          <w:rtl/>
+        </w:rPr>
+        <w:t>"ועכשיו, שלושה מחוללים."</w:t>
+      </w:r>
+    </w:p>
+    <w:p>
+      <w:pPr>
+        <w:pStyle w:val="Heading2"/>
+        <w:bidi/>
+        <w:jc w:val="right"/>
+      </w:pPr>
+      <w:r>
+        <w:rPr>
+          <w:rtl/>
+        </w:rPr>
+        <w:t>שקופית 17: שלושה מחוללי תמונות (5 דקות)</w:t>
       </w:r>
     </w:p>
     <w:p>
@@ -2610,7 +2760,7 @@
         <w:rPr>
           <w:rtl/>
         </w:rPr>
-        <w:t>שקופית 17: תמונת פרופיל ולינקדאין (8 דקות)</w:t>
+        <w:t>שקופית 18: תמונת פרופיל ולינקדאין (8 דקות)</w:t>
       </w:r>
     </w:p>
     <w:p>
@@ -2794,7 +2944,7 @@
         <w:rPr>
           <w:rtl/>
         </w:rPr>
-        <w:t>שקופית 18: פרק 5: קול ואווטאר (0.5 דקות)</w:t>
+        <w:t>שקופית 19: פרק 5: קול ואווטאר (0.5 דקות)</w:t>
       </w:r>
     </w:p>
     <w:p>
@@ -2879,7 +3029,7 @@
         <w:rPr>
           <w:rtl/>
         </w:rPr>
-        <w:t>שקופית 19: ElevenLabs: קול לעסק (6 דקות)</w:t>
+        <w:t>שקופית 20: ElevenLabs: קול לעסק (6 דקות)</w:t>
       </w:r>
     </w:p>
     <w:p>
@@ -3051,7 +3201,7 @@
         <w:rPr>
           <w:rtl/>
         </w:rPr>
-        <w:t>שקופית 20: אווטאר: HeyGen, D-ID, Gemini Omni (9 דקות)</w:t>
+        <w:t>שקופית 21: אווטאר: HeyGen, D-ID, Gemini Omni (9 דקות)</w:t>
       </w:r>
     </w:p>
     <w:p>
@@ -3269,7 +3419,7 @@
         <w:rPr>
           <w:rtl/>
         </w:rPr>
-        <w:t>שקופית 21: פרק 6: וידאו ועריכה (0.5 דקות)</w:t>
+        <w:t>שקופית 22: פרק 6: וידאו ועריכה (0.5 דקות)</w:t>
       </w:r>
     </w:p>
     <w:p>
@@ -3354,7 +3504,7 @@
         <w:rPr>
           <w:rtl/>
         </w:rPr>
-        <w:t>שקופית 22: וידאו בלי מצלמה ובלי עורך (4 דקות)</w:t>
+        <w:t>שקופית 23: וידאו בלי מצלמה ובלי עורך (4 דקות)</w:t>
       </w:r>
     </w:p>
     <w:p>
@@ -3492,7 +3642,7 @@
         <w:rPr>
           <w:rtl/>
         </w:rPr>
-        <w:t>שקופית 23: Claude Design: עריכה על הקנבס (4 דקות)</w:t>
+        <w:t>שקופית 24: Claude Design: עריכה על הקנבס (4 דקות)</w:t>
       </w:r>
     </w:p>
     <w:p>
@@ -3663,7 +3813,7 @@
         <w:rPr>
           <w:rtl/>
         </w:rPr>
-        <w:t>שקופית 24: ארבעה כללים לפני שמפרסמים (3 דקות)</w:t>
+        <w:t>שקופית 25: ארבעה כללים לפני שמפרסמים (3 דקות)</w:t>
       </w:r>
     </w:p>
     <w:p>
@@ -3813,7 +3963,7 @@
         <w:rPr>
           <w:rtl/>
         </w:rPr>
-        <w:t>שקופית 25: גלריית הערכות (6 דקות)</w:t>
+        <w:t>שקופית 26: גלריית הערכות (6 דקות)</w:t>
       </w:r>
     </w:p>
     <w:p>
@@ -3986,7 +4136,7 @@
         <w:rPr>
           <w:rtl/>
         </w:rPr>
-        <w:t>שקופית 26: ארגז הכלים של היום (2 דקות)</w:t>
+        <w:t>שקופית 27: ארגז הכלים של היום (2 דקות)</w:t>
       </w:r>
     </w:p>
     <w:p>
@@ -4098,7 +4248,7 @@
         <w:rPr>
           <w:rtl/>
         </w:rPr>
-        <w:t>שקופית 27: משימת בית: ערכת העסק המלאה (2 דקות)</w:t>
+        <w:t>שקופית 28: משימת בית: ערכת העסק המלאה (2 דקות)</w:t>
       </w:r>
     </w:p>
     <w:p>
@@ -4235,7 +4385,7 @@
         <w:rPr>
           <w:rtl/>
         </w:rPr>
-        <w:t>שקופית 28: שלושה דברים לקחת הביתה (3 דקות)</w:t>
+        <w:t>שקופית 29: שלושה דברים לקחת הביתה (3 דקות)</w:t>
       </w:r>
     </w:p>
     <w:p>
